--- a/src/documents/CCDP.docx
+++ b/src/documents/CCDP.docx
@@ -412,7 +412,23 @@
           <w:sz w:val="20"/>
           <w:szCs w:val="20"/>
         </w:rPr>
-        <w:t>y, por otra parte, en calidad de CESIONARIA, la UNIVERSIDAD TÉCNICA DE AMBATO, legalmente representada por el {</w:t>
+        <w:t xml:space="preserve">y, por otra parte, en calidad de CESIONARIA, la UNIVERSIDAD TÉCNICA DE AMBATO, legalmente representada por </w:t>
+      </w:r>
+      <w:r>
+        <w:rPr>
+          <w:rFonts w:ascii="Century Gothic" w:hAnsi="Century Gothic" w:cstheme="majorHAnsi"/>
+          <w:sz w:val="20"/>
+          <w:szCs w:val="20"/>
+        </w:rPr>
+        <w:t>la Doctora</w:t>
+      </w:r>
+      <w:r>
+        <w:rPr>
+          <w:rFonts w:ascii="Century Gothic" w:hAnsi="Century Gothic" w:cstheme="majorHAnsi"/>
+          <w:sz w:val="20"/>
+          <w:szCs w:val="20"/>
+        </w:rPr>
+        <w:t xml:space="preserve"> {</w:t>
       </w:r>
       <w:proofErr w:type="spellStart"/>
       <w:proofErr w:type="gramStart"/>
@@ -894,7 +910,33 @@
           <w:sz w:val="20"/>
           <w:szCs w:val="20"/>
         </w:rPr>
-        <w:t xml:space="preserve"> {autoridad}</w:t>
+        <w:t xml:space="preserve"> {</w:t>
+      </w:r>
+      <w:proofErr w:type="spellStart"/>
+      <w:r>
+        <w:rPr>
+          <w:rFonts w:ascii="Century Gothic" w:hAnsi="Century Gothic" w:cstheme="majorHAnsi"/>
+          <w:sz w:val="20"/>
+          <w:szCs w:val="20"/>
+        </w:rPr>
+        <w:t>autoridad</w:t>
+      </w:r>
+      <w:r>
+        <w:rPr>
+          <w:rFonts w:ascii="Century Gothic" w:hAnsi="Century Gothic" w:cstheme="majorHAnsi"/>
+          <w:sz w:val="20"/>
+          <w:szCs w:val="20"/>
+        </w:rPr>
+        <w:t>.nombre</w:t>
+      </w:r>
+      <w:proofErr w:type="spellEnd"/>
+      <w:r>
+        <w:rPr>
+          <w:rFonts w:ascii="Century Gothic" w:hAnsi="Century Gothic" w:cstheme="majorHAnsi"/>
+          <w:sz w:val="20"/>
+          <w:szCs w:val="20"/>
+        </w:rPr>
+        <w:t>}</w:t>
       </w:r>
       <w:r>
         <w:rPr>
@@ -918,6 +960,14 @@
           <w:sz w:val="20"/>
           <w:szCs w:val="20"/>
         </w:rPr>
+        <w:t xml:space="preserve"> la</w:t>
+      </w:r>
+      <w:r>
+        <w:rPr>
+          <w:rFonts w:ascii="Century Gothic" w:hAnsi="Century Gothic" w:cstheme="majorHAnsi"/>
+          <w:sz w:val="20"/>
+          <w:szCs w:val="20"/>
+        </w:rPr>
         <w:t xml:space="preserve"> </w:t>
       </w:r>
       <w:r>
@@ -934,7 +984,25 @@
           <w:sz w:val="20"/>
           <w:szCs w:val="20"/>
         </w:rPr>
-        <w:t>{tipo_registro}</w:t>
+        <w:t>{</w:t>
+      </w:r>
+      <w:proofErr w:type="spellStart"/>
+      <w:r>
+        <w:rPr>
+          <w:rFonts w:ascii="Century Gothic" w:hAnsi="Century Gothic" w:cstheme="majorHAnsi"/>
+          <w:sz w:val="20"/>
+          <w:szCs w:val="20"/>
+        </w:rPr>
+        <w:t>tipo_registro</w:t>
+      </w:r>
+      <w:proofErr w:type="spellEnd"/>
+      <w:r>
+        <w:rPr>
+          <w:rFonts w:ascii="Century Gothic" w:hAnsi="Century Gothic" w:cstheme="majorHAnsi"/>
+          <w:sz w:val="20"/>
+          <w:szCs w:val="20"/>
+        </w:rPr>
+        <w:t>}</w:t>
       </w:r>
       <w:r>
         <w:rPr>
@@ -950,15 +1018,41 @@
           <w:sz w:val="20"/>
           <w:szCs w:val="20"/>
         </w:rPr>
-        <w:t>, resultados del proyecto de investigación</w:t>
-      </w:r>
-      <w:r>
-        <w:rPr>
-          <w:rFonts w:ascii="Century Gothic" w:hAnsi="Century Gothic" w:cstheme="majorHAnsi"/>
-          <w:sz w:val="20"/>
-          <w:szCs w:val="20"/>
-        </w:rPr>
-        <w:t>/vinculación</w:t>
+        <w:t xml:space="preserve">, resultados del proyecto de </w:t>
+      </w:r>
+      <w:r>
+        <w:rPr>
+          <w:rFonts w:ascii="Century Gothic" w:hAnsi="Century Gothic" w:cstheme="majorHAnsi"/>
+          <w:sz w:val="20"/>
+          <w:szCs w:val="20"/>
+        </w:rPr>
+        <w:t>{</w:t>
+      </w:r>
+      <w:proofErr w:type="spellStart"/>
+      <w:r>
+        <w:rPr>
+          <w:rFonts w:ascii="Century Gothic" w:hAnsi="Century Gothic" w:cstheme="majorHAnsi"/>
+          <w:sz w:val="20"/>
+          <w:szCs w:val="20"/>
+        </w:rPr>
+        <w:t>proyecto_</w:t>
+      </w:r>
+      <w:r>
+        <w:rPr>
+          <w:rFonts w:ascii="Century Gothic" w:hAnsi="Century Gothic" w:cstheme="majorHAnsi"/>
+          <w:sz w:val="20"/>
+          <w:szCs w:val="20"/>
+        </w:rPr>
+        <w:t>tipo</w:t>
+      </w:r>
+      <w:proofErr w:type="spellEnd"/>
+      <w:r>
+        <w:rPr>
+          <w:rFonts w:ascii="Century Gothic" w:hAnsi="Century Gothic" w:cstheme="majorHAnsi"/>
+          <w:sz w:val="20"/>
+          <w:szCs w:val="20"/>
+        </w:rPr>
+        <w:t>}</w:t>
       </w:r>
       <w:r>
         <w:rPr>
@@ -976,7 +1070,29 @@
           <w:sz w:val="20"/>
           <w:szCs w:val="20"/>
         </w:rPr>
-        <w:t>{proyecto_nombre}</w:t>
+        <w:t>{</w:t>
+      </w:r>
+      <w:proofErr w:type="spellStart"/>
+      <w:r>
+        <w:rPr>
+          <w:rFonts w:ascii="Century Gothic" w:hAnsi="Century Gothic" w:cstheme="majorHAnsi"/>
+          <w:b/>
+          <w:bCs/>
+          <w:sz w:val="20"/>
+          <w:szCs w:val="20"/>
+        </w:rPr>
+        <w:t>proyecto_nombre</w:t>
+      </w:r>
+      <w:proofErr w:type="spellEnd"/>
+      <w:r>
+        <w:rPr>
+          <w:rFonts w:ascii="Century Gothic" w:hAnsi="Century Gothic" w:cstheme="majorHAnsi"/>
+          <w:b/>
+          <w:bCs/>
+          <w:sz w:val="20"/>
+          <w:szCs w:val="20"/>
+        </w:rPr>
+        <w:t>}</w:t>
       </w:r>
       <w:r>
         <w:rPr>
@@ -1027,14 +1143,6 @@
           <w:szCs w:val="20"/>
         </w:rPr>
         <w:t>}</w:t>
-      </w:r>
-      <w:r>
-        <w:rPr>
-          <w:rFonts w:ascii="Century Gothic" w:hAnsi="Century Gothic" w:cstheme="majorHAnsi"/>
-          <w:sz w:val="20"/>
-          <w:szCs w:val="20"/>
-        </w:rPr>
-        <w:t xml:space="preserve"> </w:t>
       </w:r>
     </w:p>
     <w:p>
